--- a/Cristoff S/Ruby on Rails/Cristoff Stan.docx
+++ b/Cristoff S/Ruby on Rails/Cristoff Stan.docx
@@ -3707,35 +3707,6 @@
     </w:p>
     <w:p>
       <w:pPr>
-        <w:pStyle w:val="ListParagraph"/>
-        <w:numPr>
-          <w:ilvl w:val="0"/>
-          <w:numId w:val="40"/>
-        </w:numPr>
-        <w:spacing w:before="100" w:beforeAutospacing="1" w:after="100" w:afterAutospacing="1"/>
-        <w:jc w:val="both"/>
-        <w:rPr>
-          <w:rStyle w:val="Strong"/>
-          <w:rFonts w:ascii="Times New Roman" w:eastAsia="Times New Roman" w:hAnsi="Times New Roman" w:cs="Times New Roman"/>
-          <w:b w:val="0"/>
-          <w:bCs w:val="0"/>
-          <w:sz w:val="24"/>
-          <w:szCs w:val="24"/>
-          <w:lang w:eastAsia="en-US"/>
-        </w:rPr>
-      </w:pPr>
-      <w:r>
-        <w:rPr>
-          <w:rFonts w:ascii="Times New Roman" w:eastAsia="Times New Roman" w:hAnsi="Times New Roman" w:cs="Times New Roman"/>
-          <w:sz w:val="24"/>
-          <w:szCs w:val="24"/>
-          <w:lang w:eastAsia="en-US"/>
-        </w:rPr>
-        <w:t>Collaborated with designers, project managers, and senior developers to translate business requirements into maintainable Rails modules, practical data models, and realistic implementation estimates.</w:t>
-      </w:r>
-    </w:p>
-    <w:p>
-      <w:pPr>
         <w:pStyle w:val="Heading3"/>
         <w:spacing w:beforeAutospacing="0" w:afterAutospacing="0"/>
         <w:jc w:val="both"/>
@@ -3746,17 +3717,20 @@
           <w:bCs/>
         </w:rPr>
       </w:pPr>
-      <w:proofErr w:type="spellStart"/>
-      <w:r>
+    </w:p>
+    <w:p>
+      <w:pPr>
+        <w:pStyle w:val="Heading3"/>
+        <w:spacing w:beforeAutospacing="0" w:afterAutospacing="0"/>
+        <w:jc w:val="both"/>
         <w:rPr>
           <w:rStyle w:val="Strong"/>
           <w:rFonts w:asciiTheme="majorBidi" w:hAnsiTheme="majorBidi" w:cstheme="majorBidi" w:hint="default"/>
           <w:b/>
           <w:bCs/>
         </w:rPr>
-        <w:t>Borna</w:t>
-      </w:r>
-      <w:proofErr w:type="spellEnd"/>
+      </w:pPr>
+      <w:proofErr w:type="spellStart"/>
       <w:r>
         <w:rPr>
           <w:rStyle w:val="Strong"/>
@@ -3764,18 +3738,9 @@
           <w:b/>
           <w:bCs/>
         </w:rPr>
-        <w:t xml:space="preserve"> Technology </w:t>
-      </w:r>
-    </w:p>
-    <w:p>
-      <w:pPr>
-        <w:pStyle w:val="Heading3"/>
-        <w:spacing w:beforeAutospacing="0" w:afterAutospacing="0"/>
-        <w:jc w:val="both"/>
-        <w:rPr>
-          <w:rFonts w:asciiTheme="majorBidi" w:hAnsiTheme="majorBidi" w:cstheme="majorBidi" w:hint="default"/>
-        </w:rPr>
-      </w:pPr>
+        <w:t>Borna</w:t>
+      </w:r>
+      <w:proofErr w:type="spellEnd"/>
       <w:r>
         <w:rPr>
           <w:rStyle w:val="Strong"/>
@@ -3783,8 +3748,28 @@
           <w:b/>
           <w:bCs/>
         </w:rPr>
+        <w:t xml:space="preserve"> Technology </w:t>
+      </w:r>
+    </w:p>
+    <w:p>
+      <w:pPr>
+        <w:pStyle w:val="Heading3"/>
+        <w:spacing w:beforeAutospacing="0" w:afterAutospacing="0"/>
+        <w:jc w:val="both"/>
+        <w:rPr>
+          <w:rFonts w:asciiTheme="majorBidi" w:hAnsiTheme="majorBidi" w:cstheme="majorBidi" w:hint="default"/>
+        </w:rPr>
+      </w:pPr>
+      <w:r>
+        <w:rPr>
+          <w:rStyle w:val="Strong"/>
+          <w:rFonts w:asciiTheme="majorBidi" w:hAnsiTheme="majorBidi" w:cstheme="majorBidi" w:hint="default"/>
+          <w:b/>
+          <w:bCs/>
+        </w:rPr>
         <w:t>Software Developer Intern</w:t>
       </w:r>
+      <w:bookmarkStart w:id="0" w:name="_GoBack"/>
     </w:p>
     <w:p>
       <w:pPr>
@@ -3833,6 +3818,7 @@
         <w:t xml:space="preserve"> </w:t>
       </w:r>
     </w:p>
+    <w:bookmarkEnd w:id="0"/>
     <w:p>
       <w:pPr>
         <w:pStyle w:val="NormalWeb"/>
@@ -3859,6 +3845,7 @@
           <w:numId w:val="41"/>
         </w:numPr>
         <w:spacing w:before="100" w:beforeAutospacing="1" w:after="100" w:afterAutospacing="1"/>
+        <w:jc w:val="both"/>
         <w:rPr>
           <w:rFonts w:ascii="Times New Roman" w:eastAsia="Times New Roman" w:hAnsi="Times New Roman" w:cs="Times New Roman"/>
           <w:sz w:val="24"/>
@@ -3928,6 +3915,7 @@
           <w:numId w:val="41"/>
         </w:numPr>
         <w:spacing w:before="100" w:beforeAutospacing="1" w:after="100" w:afterAutospacing="1"/>
+        <w:jc w:val="both"/>
         <w:rPr>
           <w:rFonts w:ascii="Times New Roman" w:eastAsia="Times New Roman" w:hAnsi="Times New Roman" w:cs="Times New Roman"/>
           <w:sz w:val="24"/>
@@ -3953,6 +3941,7 @@
           <w:numId w:val="41"/>
         </w:numPr>
         <w:spacing w:before="100" w:beforeAutospacing="1" w:after="100" w:afterAutospacing="1"/>
+        <w:jc w:val="both"/>
         <w:rPr>
           <w:rFonts w:ascii="Times New Roman" w:eastAsia="Times New Roman" w:hAnsi="Times New Roman" w:cs="Times New Roman"/>
           <w:sz w:val="24"/>
@@ -3998,6 +3987,7 @@
           <w:numId w:val="41"/>
         </w:numPr>
         <w:spacing w:before="100" w:beforeAutospacing="1" w:after="100" w:afterAutospacing="1"/>
+        <w:jc w:val="both"/>
         <w:rPr>
           <w:rFonts w:ascii="Times New Roman" w:eastAsia="Times New Roman" w:hAnsi="Times New Roman" w:cs="Times New Roman"/>
           <w:sz w:val="24"/>
@@ -4023,6 +4013,7 @@
           <w:numId w:val="41"/>
         </w:numPr>
         <w:spacing w:before="100" w:beforeAutospacing="1" w:after="100" w:afterAutospacing="1"/>
+        <w:jc w:val="both"/>
         <w:rPr>
           <w:rFonts w:ascii="Times New Roman" w:eastAsia="Times New Roman" w:hAnsi="Times New Roman" w:cs="Times New Roman"/>
           <w:sz w:val="24"/>
@@ -4531,8 +4522,6 @@
       <w:r>
         <w:t>Added distributed tracing, consumer-lag dashboards, benchmark suites, load tests, and automated canary deployment checks to validate throughput, latency, and correctness before production promotion.</w:t>
       </w:r>
-      <w:bookmarkStart w:id="0" w:name="_GoBack"/>
-      <w:bookmarkEnd w:id="0"/>
     </w:p>
     <w:sectPr>
       <w:pgSz w:w="11906" w:h="16838"/>
